--- a/Для защиты.docx
+++ b/Для защиты.docx
@@ -9,7 +9,6 @@
           <w:bCs/>
         </w:rPr>
       </w:pPr>
-      <w:bookmarkStart w:id="0" w:name="_GoBack"/>
       <w:r>
         <w:rPr>
           <w:bCs/>
@@ -21,18 +20,35 @@
       <w:pPr>
         <w:jc w:val="both"/>
         <w:rPr>
+          <w:rFonts w:hint="default"/>
           <w:bCs/>
-          <w:highlight w:val="lightGray"/>
-        </w:rPr>
-      </w:pPr>
-    </w:p>
-    <w:p>
-      <w:pPr>
-        <w:jc w:val="both"/>
-        <w:textAlignment w:val="top"/>
-      </w:pPr>
-      <w:r>
-        <w:t>Актуальность исследования радиационных процессов в атмосфере обусловлена растущими вызовами изменения климата и необходимостью понимания механизмов тепло- и энергетического обмена. Изучение этих процессов важно для совершенствования климатических моделей.</w:t>
+          <w:lang w:val="ru-RU"/>
+        </w:rPr>
+      </w:pPr>
+      <w:r>
+        <w:rPr>
+          <w:bCs/>
+          <w:lang w:val="ru-RU"/>
+        </w:rPr>
+        <w:t>СЛАЙД</w:t>
+      </w:r>
+    </w:p>
+    <w:p>
+      <w:pPr>
+        <w:jc w:val="both"/>
+        <w:rPr>
+          <w:bCs/>
+          <w:highlight w:val="lightGray"/>
+        </w:rPr>
+      </w:pPr>
+    </w:p>
+    <w:p>
+      <w:pPr>
+        <w:jc w:val="both"/>
+        <w:textAlignment w:val="top"/>
+      </w:pPr>
+      <w:r>
+        <w:t>Актуальность исследования радиационных процессов в атмосфере обусловлена растущими вызовами изменения климата и необходимостью понимания механизмов тепло-энергетического обмена. Изучение этих процессов важно для совершенствования климатических моделей.</w:t>
       </w:r>
     </w:p>
     <w:p>
@@ -67,6 +83,12 @@
         <w:jc w:val="both"/>
         <w:textAlignment w:val="top"/>
       </w:pPr>
+    </w:p>
+    <w:p>
+      <w:pPr>
+        <w:jc w:val="both"/>
+        <w:textAlignment w:val="top"/>
+      </w:pPr>
       <w:r>
         <w:t>Объектом исследования является аэрозольно-молекулярная атмосфера, предметом исследования – характеристики уходящего излучения с учетом отражения от подстилающей поверхности.</w:t>
       </w:r>
@@ -75,9 +97,57 @@
       <w:pPr>
         <w:jc w:val="both"/>
         <w:textAlignment w:val="top"/>
-      </w:pPr>
-      <w:r>
-        <w:t>Целью работы является моделирование переноса излучения в сферической атмосфере и анализ интегральных характеристик уходящего излучения подстилающей поверхности с учётом различных оптико-геометрических характеристик аэрозольной и молекулярной компонент атмосферы, а также поверхности.</w:t>
+        <w:rPr>
+          <w:rFonts w:hint="default"/>
+          <w:lang w:val="ru-RU"/>
+        </w:rPr>
+      </w:pPr>
+      <w:r>
+        <w:rPr>
+          <w:lang w:val="ru-RU"/>
+        </w:rPr>
+        <w:t>СЛАЙД</w:t>
+      </w:r>
+    </w:p>
+    <w:p>
+      <w:pPr>
+        <w:jc w:val="both"/>
+        <w:textAlignment w:val="top"/>
+      </w:pPr>
+    </w:p>
+    <w:p>
+      <w:pPr>
+        <w:jc w:val="both"/>
+        <w:textAlignment w:val="top"/>
+      </w:pPr>
+      <w:r>
+        <w:t xml:space="preserve">Целью работы является моделирование переноса излучения в сферической атмосфере и анализ интегральных характеристик уходящего излучения подстилающей поверхности с учётом различных оптико-геометрических характеристик </w:t>
+      </w:r>
+      <w:r>
+        <w:rPr>
+          <w:lang w:val="ru-RU"/>
+        </w:rPr>
+        <w:t>аэрозольной</w:t>
+      </w:r>
+      <w:r>
+        <w:rPr>
+          <w:rFonts w:hint="default"/>
+          <w:lang w:val="ru-RU"/>
+        </w:rPr>
+        <w:t xml:space="preserve"> и молекулярной компонент </w:t>
+      </w:r>
+      <w:r>
+        <w:t>атмосферы</w:t>
+      </w:r>
+      <w:r>
+        <w:rPr>
+          <w:rFonts w:hint="default"/>
+          <w:lang w:val="ru-RU"/>
+        </w:rPr>
+        <w:t xml:space="preserve">, а также </w:t>
+      </w:r>
+      <w:r>
+        <w:t>поверхности.</w:t>
       </w:r>
     </w:p>
     <w:p>
@@ -231,15 +301,34 @@
       <w:pPr>
         <w:jc w:val="both"/>
         <w:textAlignment w:val="top"/>
-      </w:pPr>
-    </w:p>
-    <w:p>
-      <w:pPr>
-        <w:jc w:val="both"/>
-        <w:textAlignment w:val="top"/>
-      </w:pPr>
-      <w:r>
-        <w:t xml:space="preserve">Данные задачи были реализованы с использованием общей схемы моделирования переноса излучения. Это схема прямого моделирования траекторий полета фотонов, в которой атмосфера рассматривается как рассеивающая и поглощающая среда. Было также учтено переотражение излучения подстилающей поверхностью. </w:t>
+        <w:rPr>
+          <w:lang w:val="ru-RU"/>
+        </w:rPr>
+      </w:pPr>
+      <w:r>
+        <w:rPr>
+          <w:lang w:val="ru-RU"/>
+        </w:rPr>
+        <w:t>СЛАЙД</w:t>
+      </w:r>
+    </w:p>
+    <w:p>
+      <w:pPr>
+        <w:jc w:val="both"/>
+        <w:textAlignment w:val="top"/>
+        <w:rPr>
+          <w:rFonts w:hint="default"/>
+          <w:lang w:val="ru-RU"/>
+        </w:rPr>
+      </w:pPr>
+    </w:p>
+    <w:p>
+      <w:pPr>
+        <w:jc w:val="both"/>
+        <w:textAlignment w:val="top"/>
+      </w:pPr>
+      <w:r>
+        <w:t xml:space="preserve">Данные задачи были реализованы с использованием общей схемы моделирования переноса излучения. Это схема прямого моделирования траекторий полета фотонов, в которой атмосфера рассматривается как рассеивающая и поглощающая среда. Было также учтено переотражение излучения. </w:t>
       </w:r>
     </w:p>
     <w:p>
@@ -265,23 +354,94 @@
         <w:jc w:val="both"/>
         <w:textAlignment w:val="top"/>
         <w:rPr>
-          <w:highlight w:val="lightGray"/>
-        </w:rPr>
-      </w:pPr>
-    </w:p>
-    <w:p>
-      <w:pPr>
-        <w:jc w:val="both"/>
-        <w:textAlignment w:val="top"/>
-      </w:pPr>
-      <w:r>
-        <w:t xml:space="preserve">За внешнюю границу среды моделирования была принята высота в 100 км над поверхностью Земли, внутренняя граница – подстилающая поверхность. </w:t>
-      </w:r>
-      <w:r>
-        <w:rPr>
-          <w:lang w:val="ru-RU"/>
-        </w:rPr>
-        <w:t>Начало</w:t>
+          <w:rFonts w:hint="default"/>
+          <w:lang w:val="ru-RU"/>
+        </w:rPr>
+      </w:pPr>
+      <w:r>
+        <w:rPr>
+          <w:lang w:val="ru-RU"/>
+        </w:rPr>
+        <w:t>СЛАЙД</w:t>
+      </w:r>
+    </w:p>
+    <w:p>
+      <w:pPr>
+        <w:jc w:val="both"/>
+        <w:textAlignment w:val="top"/>
+      </w:pPr>
+    </w:p>
+    <w:p>
+      <w:pPr>
+        <w:jc w:val="both"/>
+        <w:textAlignment w:val="top"/>
+      </w:pPr>
+      <w:r>
+        <w:t>Было рассмотрено излучение точечного источника, находящегося на поверхности Земли, с тремя вариантами распределения направления излучения: мононаправленный, изотропный и ламбертовский. Моделирование произведено для 5 длин волн излучения из интервала от 0.55 до 1.06 микрометров</w:t>
+      </w:r>
+      <w:r>
+        <w:rPr>
+          <w:rFonts w:hint="default"/>
+          <w:lang w:val="ru-RU"/>
+        </w:rPr>
+        <w:t>, находящихся в окнах прозрачности атмосферы</w:t>
+      </w:r>
+      <w:r>
+        <w:t xml:space="preserve">. </w:t>
+      </w:r>
+      <w:r>
+        <w:rPr>
+          <w:lang w:val="ru-RU"/>
+        </w:rPr>
+        <w:t>Это</w:t>
+      </w:r>
+      <w:r>
+        <w:rPr>
+          <w:rFonts w:hint="default"/>
+          <w:lang w:val="ru-RU"/>
+        </w:rPr>
+        <w:t xml:space="preserve"> значит, что </w:t>
+      </w:r>
+      <w:r>
+        <w:t xml:space="preserve">для них можно пренебречь поглощением газами в атмосфере. </w:t>
+      </w:r>
+    </w:p>
+    <w:p>
+      <w:pPr>
+        <w:jc w:val="both"/>
+        <w:textAlignment w:val="top"/>
+        <w:rPr>
+          <w:rFonts w:hint="default"/>
+          <w:lang w:val="ru-RU"/>
+        </w:rPr>
+      </w:pPr>
+    </w:p>
+    <w:p>
+      <w:pPr>
+        <w:jc w:val="both"/>
+        <w:textAlignment w:val="top"/>
+      </w:pPr>
+      <w:r>
+        <w:t xml:space="preserve">При моделировании переотражения излучения были учтены </w:t>
+      </w:r>
+      <w:r>
+        <w:rPr>
+          <w:lang w:val="ru-RU"/>
+        </w:rPr>
+        <w:t>следующие</w:t>
+      </w:r>
+      <w:r>
+        <w:t xml:space="preserve"> характеристики подстилающей поверхности</w:t>
+      </w:r>
+      <w:r>
+        <w:rPr>
+          <w:rFonts w:hint="default"/>
+          <w:lang w:val="ru-RU"/>
+        </w:rPr>
+        <w:t>:</w:t>
+      </w:r>
+      <w:r>
+        <w:t xml:space="preserve"> альбедо</w:t>
       </w:r>
       <w:r>
         <w:rPr>
@@ -291,70 +451,157 @@
         <w:t xml:space="preserve"> </w:t>
       </w:r>
       <w:r>
-        <w:t>координат - центр Земли.</w:t>
-      </w:r>
-    </w:p>
-    <w:p>
-      <w:pPr>
-        <w:jc w:val="both"/>
-        <w:textAlignment w:val="top"/>
-      </w:pPr>
-    </w:p>
-    <w:p>
-      <w:pPr>
-        <w:jc w:val="both"/>
-        <w:textAlignment w:val="top"/>
-      </w:pPr>
-      <w:r>
-        <w:t xml:space="preserve">Было рассмотрено излучение точечного источника, находящегося на поверхности Земли, с тремя вариантами распределения направления излучения: мононаправленный, изотропный и ламбертовский. Моделирование произведено для 5 длин волн излучения из интервала от 0.55 до 1.06 микрометров. Длины волн находятся в окнах прозрачности, то есть для них можно пренебречь поглощением газами в атмосфере. </w:t>
-      </w:r>
-    </w:p>
-    <w:p>
-      <w:pPr>
-        <w:jc w:val="both"/>
-        <w:textAlignment w:val="top"/>
-      </w:pPr>
-    </w:p>
-    <w:p>
-      <w:pPr>
-        <w:jc w:val="both"/>
-        <w:textAlignment w:val="top"/>
-      </w:pPr>
-      <w:r>
-        <w:t>При моделировании переотражения излучения были учтены такие характеристики подстилающей поверхности, как альбедо подстилающей поверхности и различные типы отражения. Были рассмотрены следующие типы отражения: зеркальное, изотропное и ламбертовское.</w:t>
-      </w:r>
-    </w:p>
-    <w:p>
-      <w:pPr>
-        <w:jc w:val="both"/>
-        <w:textAlignment w:val="top"/>
-        <w:rPr>
-          <w:highlight w:val="lightGray"/>
-        </w:rPr>
-      </w:pPr>
-    </w:p>
-    <w:p>
-      <w:pPr>
-        <w:jc w:val="both"/>
-        <w:textAlignment w:val="top"/>
-      </w:pPr>
-      <w:r>
-        <w:t>В работе рассматривается аэрозольное и молекулярное ослабление потока излучения. Для модели атмосферы были предоставлены следующие исходные данные:  для аэрозольного ослабления - коэффициенты ослабления потока, альбедо однократного рассеяния и индикатриса рассеяния. Для молекулярного ослабления были даны значения давления и температуры на различных высотах, на основе которых по формуле были получены коэффициенты рассеяния, и индикатриса рассеяния.</w:t>
-      </w:r>
-    </w:p>
-    <w:p>
-      <w:pPr>
-        <w:jc w:val="both"/>
-        <w:textAlignment w:val="top"/>
-      </w:pPr>
-    </w:p>
-    <w:p>
-      <w:pPr>
-        <w:jc w:val="both"/>
-        <w:textAlignment w:val="top"/>
-      </w:pPr>
-      <w:r>
-        <w:t xml:space="preserve">Индикатриса рассеяния представляет собой функцию плотности распределения направлений рассеяния фотонов, на основе которой определяется последующее направление движения частицы после её взаимодействия со средой. </w:t>
+        <w:t>и различные типы отражения. Были рассмотрены зеркальн</w:t>
+      </w:r>
+      <w:r>
+        <w:rPr>
+          <w:lang w:val="ru-RU"/>
+        </w:rPr>
+        <w:t>ый</w:t>
+      </w:r>
+      <w:r>
+        <w:t>, изотропн</w:t>
+      </w:r>
+      <w:r>
+        <w:rPr>
+          <w:lang w:val="ru-RU"/>
+        </w:rPr>
+        <w:t>ый</w:t>
+      </w:r>
+      <w:r>
+        <w:t xml:space="preserve"> и ламбертовск</w:t>
+      </w:r>
+      <w:r>
+        <w:rPr>
+          <w:lang w:val="ru-RU"/>
+        </w:rPr>
+        <w:t>ий</w:t>
+      </w:r>
+      <w:r>
+        <w:t xml:space="preserve"> типы отражения.</w:t>
+      </w:r>
+    </w:p>
+    <w:p>
+      <w:pPr>
+        <w:jc w:val="both"/>
+        <w:textAlignment w:val="top"/>
+      </w:pPr>
+      <w:r>
+        <w:rPr>
+          <w:lang w:val="ru-RU"/>
+        </w:rPr>
+        <w:t>СЛАЙД</w:t>
+      </w:r>
+    </w:p>
+    <w:p>
+      <w:pPr>
+        <w:jc w:val="both"/>
+        <w:textAlignment w:val="top"/>
+        <w:rPr>
+          <w:highlight w:val="lightGray"/>
+        </w:rPr>
+      </w:pPr>
+    </w:p>
+    <w:p>
+      <w:pPr>
+        <w:jc w:val="both"/>
+        <w:textAlignment w:val="top"/>
+      </w:pPr>
+      <w:r>
+        <w:t xml:space="preserve">В работе рассматривается аэрозольное и молекулярное ослабление потока излучения. Для модели атмосферы были предоставлены следующие исходные данные:  для аэрозольного ослабления - коэффициенты ослабления потока, альбедо однократного рассеяния и индикатриса рассеяния. </w:t>
+      </w:r>
+    </w:p>
+    <w:p>
+      <w:pPr>
+        <w:jc w:val="both"/>
+        <w:textAlignment w:val="top"/>
+        <w:rPr>
+          <w:lang w:val="ru-RU"/>
+        </w:rPr>
+      </w:pPr>
+      <w:r>
+        <w:rPr>
+          <w:lang w:val="ru-RU"/>
+        </w:rPr>
+        <w:t>СЛАЙД</w:t>
+      </w:r>
+    </w:p>
+    <w:p>
+      <w:pPr>
+        <w:jc w:val="both"/>
+        <w:textAlignment w:val="top"/>
+        <w:rPr>
+          <w:rFonts w:hint="default"/>
+          <w:lang w:val="ru-RU"/>
+        </w:rPr>
+      </w:pPr>
+      <w:r>
+        <w:rPr>
+          <w:rFonts w:hint="default"/>
+          <w:lang w:val="ru-RU"/>
+        </w:rPr>
+        <w:t xml:space="preserve"> </w:t>
+      </w:r>
+    </w:p>
+    <w:p>
+      <w:pPr>
+        <w:jc w:val="both"/>
+        <w:textAlignment w:val="top"/>
+      </w:pPr>
+      <w:r>
+        <w:t>Для молекулярного ослабления были даны значения давления и температуры на различных высотах, на основе которых по формуле были получены коэффициенты рассеяния, и индикатриса рассеяния.</w:t>
+      </w:r>
+    </w:p>
+    <w:p>
+      <w:pPr>
+        <w:jc w:val="both"/>
+        <w:textAlignment w:val="top"/>
+      </w:pPr>
+    </w:p>
+    <w:p>
+      <w:pPr>
+        <w:jc w:val="both"/>
+        <w:textAlignment w:val="top"/>
+      </w:pPr>
+      <w:r>
+        <w:t>Индикатриса рассеяния представляет собой плотно</w:t>
+      </w:r>
+      <w:r>
+        <w:rPr>
+          <w:lang w:val="ru-RU"/>
+        </w:rPr>
+        <w:t>с</w:t>
+      </w:r>
+      <w:r>
+        <w:t>т</w:t>
+      </w:r>
+      <w:r>
+        <w:rPr>
+          <w:lang w:val="ru-RU"/>
+        </w:rPr>
+        <w:t>ь</w:t>
+      </w:r>
+      <w:r>
+        <w:t xml:space="preserve"> распределения направлений рассеяния фотонов</w:t>
+      </w:r>
+      <w:r>
+        <w:rPr>
+          <w:rFonts w:hint="default"/>
+          <w:lang w:val="ru-RU"/>
+        </w:rPr>
+        <w:t xml:space="preserve"> </w:t>
+      </w:r>
+      <w:r>
+        <w:t xml:space="preserve">после </w:t>
+      </w:r>
+      <w:r>
+        <w:rPr>
+          <w:lang w:val="ru-RU"/>
+        </w:rPr>
+        <w:t>их</w:t>
+      </w:r>
+      <w:r>
+        <w:t xml:space="preserve"> взаимодействия со средой. </w:t>
       </w:r>
     </w:p>
     <w:p>
@@ -376,9 +623,6 @@
       <w:pPr>
         <w:jc w:val="both"/>
         <w:textAlignment w:val="top"/>
-        <w:rPr>
-          <w:highlight w:val="lightGray"/>
-        </w:rPr>
       </w:pPr>
       <w:r>
         <w:t>В результате численного и аналитического интегрирования для обеих моделей были получены значения соответствующих функций распределения в заданных точках. Для построения общей функции распределения была вычислена их взвешенная сумма с учётом относительного вклада аэрозольной и молекулярной составляющих.</w:t>
@@ -389,6 +633,22 @@
         <w:jc w:val="both"/>
         <w:textAlignment w:val="top"/>
         <w:rPr>
+          <w:rFonts w:hint="default"/>
+          <w:lang w:val="ru-RU"/>
+        </w:rPr>
+      </w:pPr>
+      <w:r>
+        <w:rPr>
+          <w:lang w:val="ru-RU"/>
+        </w:rPr>
+        <w:t>СЛАЙД</w:t>
+      </w:r>
+    </w:p>
+    <w:p>
+      <w:pPr>
+        <w:jc w:val="both"/>
+        <w:textAlignment w:val="top"/>
+        <w:rPr>
           <w:highlight w:val="lightGray"/>
         </w:rPr>
       </w:pPr>
@@ -422,6 +682,22 @@
         <w:jc w:val="both"/>
         <w:textAlignment w:val="top"/>
         <w:rPr>
+          <w:rFonts w:hint="default"/>
+          <w:lang w:val="ru-RU"/>
+        </w:rPr>
+      </w:pPr>
+      <w:r>
+        <w:rPr>
+          <w:lang w:val="ru-RU"/>
+        </w:rPr>
+        <w:t>СЛАЙД</w:t>
+      </w:r>
+    </w:p>
+    <w:p>
+      <w:pPr>
+        <w:jc w:val="both"/>
+        <w:textAlignment w:val="top"/>
+        <w:rPr>
           <w:highlight w:val="lightGray"/>
         </w:rPr>
       </w:pPr>
@@ -453,7 +729,26 @@
         <w:textAlignment w:val="top"/>
       </w:pPr>
       <w:r>
-        <w:t>В случае изотропного и ламбертовского отражения направление полета частицы после отражения от поверхности не зависит от ее изначального направления. Направление после отражения определяется случайным образом в соответствии с законом распределения.</w:t>
+        <w:t>В случае изотропного и ламбертовского отражения направление полета частицы после отражения от поверхности не зависит от ее изначального направления</w:t>
+      </w:r>
+      <w:r>
+        <w:rPr>
+          <w:rFonts w:hint="default"/>
+          <w:lang w:val="ru-RU"/>
+        </w:rPr>
+        <w:t xml:space="preserve">, его </w:t>
+      </w:r>
+      <w:r>
+        <w:t>определя</w:t>
+      </w:r>
+      <w:r>
+        <w:rPr>
+          <w:lang w:val="ru-RU"/>
+        </w:rPr>
+        <w:t>ем</w:t>
+      </w:r>
+      <w:r>
+        <w:t xml:space="preserve"> случайным образом в соответствии с законом распределения.</w:t>
       </w:r>
     </w:p>
     <w:p>
@@ -481,8 +776,14 @@
       <w:pPr>
         <w:jc w:val="both"/>
         <w:textAlignment w:val="top"/>
-      </w:pPr>
-      <w:r>
+        <w:rPr>
+          <w:u w:val="single"/>
+        </w:rPr>
+      </w:pPr>
+      <w:r>
+        <w:rPr>
+          <w:u w:val="single"/>
+        </w:rPr>
         <w:t>Третий вектор - это нормированный вектор от центра Земли к точке столкновения.</w:t>
       </w:r>
     </w:p>
@@ -490,14 +791,23 @@
       <w:pPr>
         <w:jc w:val="both"/>
         <w:textAlignment w:val="top"/>
-      </w:pPr>
-    </w:p>
-    <w:p>
-      <w:pPr>
-        <w:jc w:val="both"/>
-        <w:textAlignment w:val="top"/>
-      </w:pPr>
-      <w:r>
+        <w:rPr>
+          <w:u w:val="single"/>
+        </w:rPr>
+      </w:pPr>
+    </w:p>
+    <w:p>
+      <w:pPr>
+        <w:jc w:val="both"/>
+        <w:textAlignment w:val="top"/>
+        <w:rPr>
+          <w:u w:val="single"/>
+        </w:rPr>
+      </w:pPr>
+      <w:r>
+        <w:rPr>
+          <w:u w:val="single"/>
+        </w:rPr>
         <w:t>Второй вектор - это пересечение двух плоскостей. Первая определяется точкой начала координат, направлением движения частицы до отражения и третьим вектором базиса, вторая перпендикулярна первому вектору базиса.</w:t>
       </w:r>
     </w:p>
@@ -505,14 +815,23 @@
       <w:pPr>
         <w:jc w:val="both"/>
         <w:textAlignment w:val="top"/>
-      </w:pPr>
-    </w:p>
-    <w:p>
-      <w:pPr>
-        <w:jc w:val="both"/>
-        <w:textAlignment w:val="top"/>
-      </w:pPr>
-      <w:r>
+        <w:rPr>
+          <w:u w:val="single"/>
+        </w:rPr>
+      </w:pPr>
+    </w:p>
+    <w:p>
+      <w:pPr>
+        <w:jc w:val="both"/>
+        <w:textAlignment w:val="top"/>
+        <w:rPr>
+          <w:u w:val="single"/>
+        </w:rPr>
+      </w:pPr>
+      <w:r>
+        <w:rPr>
+          <w:u w:val="single"/>
+        </w:rPr>
         <w:t xml:space="preserve">Первый вектор - это векторное произведение второго и третьего векторов базиса. </w:t>
       </w:r>
     </w:p>
@@ -555,6 +874,25 @@
         <w:textAlignment w:val="top"/>
         <w:rPr>
           <w:highlight w:val="lightGray"/>
+          <w:lang w:val="ru-RU"/>
+        </w:rPr>
+      </w:pPr>
+      <w:r>
+        <w:rPr>
+          <w:highlight w:val="lightGray"/>
+          <w:lang w:val="ru-RU"/>
+        </w:rPr>
+        <w:t>СЛАЙД</w:t>
+      </w:r>
+    </w:p>
+    <w:p>
+      <w:pPr>
+        <w:jc w:val="both"/>
+        <w:textAlignment w:val="top"/>
+        <w:rPr>
+          <w:rFonts w:hint="default"/>
+          <w:highlight w:val="lightGray"/>
+          <w:lang w:val="ru-RU"/>
         </w:rPr>
       </w:pPr>
     </w:p>
@@ -591,7 +929,7 @@
         <w:t>Studio</w:t>
       </w:r>
       <w:r>
-        <w:t xml:space="preserve">. Число моделируемых пробегов частиц для каждой длины волны равно стам тысячам. </w:t>
+        <w:t>.</w:t>
       </w:r>
     </w:p>
     <w:p>
@@ -624,7 +962,23 @@
         <w:textAlignment w:val="top"/>
       </w:pPr>
       <w:r>
-        <w:t>На слайдах представлены коэффициенты, полученные для длины волны 0,694 микрометров для изотропного отражения для для изотропного источника. Видно, что различия между результатами для сферической и плоскопараллельной моделями атмосферы незначительные. Наличие молекулярного рассеяния оказывает большее влияние на коэффициенты пересечения границ атмосферы для маленьких значений альбедо подстилающей поверхности.</w:t>
+        <w:t>На слайдах представлены коэффициенты, полученные для длины волны 0,694 микрометров для для изотропного источника. Видно, что различия между результатами для сферической и плоскопараллельной моделями атмосферы незначительные. Наличие молекулярного рассеяния оказывает большее влияние на коэффициенты пересечения границ атмосферы для маленьких значений альбедо подстилающей поверхности.</w:t>
+      </w:r>
+    </w:p>
+    <w:p>
+      <w:pPr>
+        <w:jc w:val="both"/>
+        <w:textAlignment w:val="top"/>
+        <w:rPr>
+          <w:rFonts w:hint="default"/>
+          <w:lang w:val="ru-RU"/>
+        </w:rPr>
+      </w:pPr>
+      <w:r>
+        <w:rPr>
+          <w:lang w:val="ru-RU"/>
+        </w:rPr>
+        <w:t>СЛАЙД</w:t>
       </w:r>
     </w:p>
     <w:p>
@@ -649,15 +1003,34 @@
       <w:pPr>
         <w:jc w:val="both"/>
         <w:textAlignment w:val="top"/>
-      </w:pPr>
-    </w:p>
-    <w:p>
-      <w:pPr>
-        <w:jc w:val="both"/>
-        <w:textAlignment w:val="top"/>
-      </w:pPr>
-      <w:r>
-        <w:t>Установлено, что геометрия атмосферы оказывает влияние на поток излучения, пересекающего верхнюю границу атмосферы. Это связано с различием в углах пересечения границы частицами в плоскопараллельной и сферической моделях. При этом поток излучения через нижнюю границу (подстилающую поверхность) практически не зависит от выбранной геометрии.</w:t>
+        <w:rPr>
+          <w:lang w:val="ru-RU"/>
+        </w:rPr>
+      </w:pPr>
+      <w:r>
+        <w:rPr>
+          <w:lang w:val="ru-RU"/>
+        </w:rPr>
+        <w:t>СЛАЙД</w:t>
+      </w:r>
+    </w:p>
+    <w:p>
+      <w:pPr>
+        <w:jc w:val="both"/>
+        <w:textAlignment w:val="top"/>
+        <w:rPr>
+          <w:rFonts w:hint="default"/>
+          <w:lang w:val="ru-RU"/>
+        </w:rPr>
+      </w:pPr>
+    </w:p>
+    <w:p>
+      <w:pPr>
+        <w:jc w:val="both"/>
+        <w:textAlignment w:val="top"/>
+      </w:pPr>
+      <w:r>
+        <w:t>Установлено, что геометрия атмосферы оказывает влияние на поток излучения, о верхнюю границу атмосферы. Это связано с различием в углах пересечения границы частицами в плоскопараллельной и сферической моделях. При этом поток излучения через нижнюю границу (подстилающую поверхность) практически не зависит от выбранной геометрии.</w:t>
       </w:r>
     </w:p>
     <w:p>
@@ -679,6 +1052,22 @@
       <w:pPr>
         <w:jc w:val="both"/>
         <w:textAlignment w:val="top"/>
+        <w:rPr>
+          <w:rFonts w:hint="default"/>
+          <w:lang w:val="ru-RU"/>
+        </w:rPr>
+      </w:pPr>
+      <w:r>
+        <w:rPr>
+          <w:lang w:val="ru-RU"/>
+        </w:rPr>
+        <w:t>СЛАЙД</w:t>
+      </w:r>
+    </w:p>
+    <w:p>
+      <w:pPr>
+        <w:jc w:val="both"/>
+        <w:textAlignment w:val="top"/>
       </w:pPr>
     </w:p>
     <w:p>
@@ -700,6 +1089,24 @@
       <w:pPr>
         <w:jc w:val="both"/>
         <w:textAlignment w:val="top"/>
+        <w:rPr>
+          <w:rFonts w:hint="default"/>
+          <w:lang w:val="ru-RU"/>
+        </w:rPr>
+      </w:pPr>
+      <w:r>
+        <w:rPr>
+          <w:lang w:val="ru-RU"/>
+        </w:rPr>
+        <w:t>СЛАЙД</w:t>
+      </w:r>
+      <w:bookmarkStart w:id="0" w:name="_GoBack"/>
+      <w:bookmarkEnd w:id="0"/>
+    </w:p>
+    <w:p>
+      <w:pPr>
+        <w:jc w:val="both"/>
+        <w:textAlignment w:val="top"/>
       </w:pPr>
       <w:r>
         <w:t>Таким образом, в ходе работы была реализована модель переноса излучения в сферической атмосфере с учётом различных физических факторов: отражения от подстилающей поверхности, рассеяния и ослабления потока в атмосфере. Полученные результаты позволили оценить вклад оптико-геометрических характеристик атмосферы и поверхности в формирование интегральных характеристик уходящего излучения.</w:t>
@@ -709,15 +1116,26 @@
       <w:pPr>
         <w:jc w:val="both"/>
         <w:textAlignment w:val="top"/>
-      </w:pPr>
-    </w:p>
-    <w:p>
-      <w:pPr>
-        <w:jc w:val="both"/>
-        <w:textAlignment w:val="top"/>
-      </w:pPr>
-      <w:r>
-        <w:t>Проведённое сравнение с плоскопараллельной моделью показало, что сферическая геометрия оказывает заметное влияние на характеристики излучения при моделировании на больших углах и малых значениях альбедо поверхности. Кроме того, учёт молекулярного рассеяния приводит к значимым изменениям в распределении энергии между верхней и нижней границами атмосферы, особенно в случае слабой отражающей способности подстилающей поверхности.</w:t>
+        <w:rPr>
+          <w:color w:val="2E75B6" w:themeColor="accent1" w:themeShade="BF"/>
+        </w:rPr>
+      </w:pPr>
+    </w:p>
+    <w:p>
+      <w:pPr>
+        <w:jc w:val="both"/>
+        <w:textAlignment w:val="top"/>
+        <w:rPr>
+          <w:color w:val="auto"/>
+          <w:u w:val="single"/>
+        </w:rPr>
+      </w:pPr>
+      <w:r>
+        <w:rPr>
+          <w:color w:val="auto"/>
+          <w:u w:val="single"/>
+        </w:rPr>
+        <w:t>Проведённое сравнение с плоскопараллельной моделью показало, что сферическая геометрия оказывает заметное влияние на характеристики излучения при моделировании на больших углах. Кроме того, учёт молекулярного рассеяния приводит к значимым изменениям в распределении энергии между верхней и нижней границами атмосферы.</w:t>
       </w:r>
     </w:p>
     <w:p>
@@ -738,7 +1156,6 @@
         <w:t>Спасибо за внимание. Готова ответить на ваши вопросы.</w:t>
       </w:r>
     </w:p>
-    <w:bookmarkEnd w:id="0"/>
     <w:sectPr>
       <w:pgSz w:w="11906" w:h="16838"/>
       <w:pgMar w:top="1440" w:right="1800" w:bottom="1440" w:left="1800" w:header="720" w:footer="720" w:gutter="0"/>
